--- a/Газета/Здоровье Пенсионера/НЕ БРОСАТЬ!.docx
+++ b/Газета/Здоровье Пенсионера/НЕ БРОСАТЬ!.docx
@@ -166,14 +166,7 @@
                 <w:rFonts w:ascii="Times New Roman" w:hAnsi="Times New Roman" w:cs="Times New Roman"/>
                 <w:b/>
               </w:rPr>
-              <w:t xml:space="preserve"> Компани</w:t>
-            </w:r>
-            <w:r>
-              <w:rPr>
-                <w:rFonts w:ascii="Times New Roman" w:hAnsi="Times New Roman" w:cs="Times New Roman"/>
-                <w:b/>
-              </w:rPr>
-              <w:t>»</w:t>
+              <w:t xml:space="preserve"> Компани»</w:t>
             </w:r>
           </w:p>
           <w:p>
@@ -247,21 +240,7 @@
                 <w:rFonts w:ascii="Times New Roman" w:hAnsi="Times New Roman" w:cs="Times New Roman"/>
                 <w:b/>
               </w:rPr>
-              <w:t>ПЕНСИОНЕРА</w:t>
-            </w:r>
-            <w:r>
-              <w:rPr>
-                <w:rFonts w:ascii="Times New Roman" w:hAnsi="Times New Roman" w:cs="Times New Roman"/>
-                <w:b/>
-              </w:rPr>
-              <w:t>»</w:t>
-            </w:r>
-            <w:r>
-              <w:rPr>
-                <w:rFonts w:ascii="Times New Roman" w:hAnsi="Times New Roman" w:cs="Times New Roman"/>
-                <w:b/>
-              </w:rPr>
-              <w:t xml:space="preserve"> №</w:t>
+              <w:t>ПЕНСИОНЕРА» №</w:t>
             </w:r>
             <w:r>
               <w:rPr>
@@ -334,14 +313,7 @@
                 <w:rFonts w:ascii="Times New Roman" w:hAnsi="Times New Roman" w:cs="Times New Roman"/>
                 <w:sz w:val="20"/>
               </w:rPr>
-              <w:t>»</w:t>
-            </w:r>
-            <w:r>
-              <w:rPr>
-                <w:rFonts w:ascii="Times New Roman" w:hAnsi="Times New Roman" w:cs="Times New Roman"/>
-                <w:sz w:val="20"/>
-              </w:rPr>
-              <w:t>,</w:t>
+              <w:t>»,</w:t>
             </w:r>
           </w:p>
           <w:p>
@@ -1965,7 +1937,248 @@
       </w:tr>
     </w:tbl>
     <w:p/>
+    <w:tbl>
+      <w:tblPr>
+        <w:tblStyle w:val="a3"/>
+        <w:tblW w:w="0" w:type="auto"/>
+        <w:tblLook w:val="04A0" w:firstRow="1" w:lastRow="0" w:firstColumn="1" w:lastColumn="0" w:noHBand="0" w:noVBand="1"/>
+      </w:tblPr>
+      <w:tblGrid>
+        <w:gridCol w:w="4815"/>
+        <w:gridCol w:w="2693"/>
+      </w:tblGrid>
+      <w:tr>
+        <w:trPr>
+          <w:trHeight w:val="1266"/>
+        </w:trPr>
+        <w:tc>
+          <w:tcPr>
+            <w:tcW w:w="4815" w:type="dxa"/>
+            <w:tcBorders>
+              <w:top w:val="single" w:sz="4" w:space="0" w:color="FFFFFF" w:themeColor="background1"/>
+              <w:left w:val="single" w:sz="4" w:space="0" w:color="FFFFFF" w:themeColor="background1"/>
+              <w:bottom w:val="single" w:sz="4" w:space="0" w:color="FFFFFF" w:themeColor="background1"/>
+              <w:right w:val="single" w:sz="4" w:space="0" w:color="FFFFFF" w:themeColor="background1"/>
+            </w:tcBorders>
+            <w:vAlign w:val="bottom"/>
+          </w:tcPr>
+          <w:p>
+            <w:pPr>
+              <w:jc w:val="right"/>
+              <w:rPr>
+                <w:rFonts w:ascii="Times New Roman" w:hAnsi="Times New Roman" w:cs="Times New Roman"/>
+                <w:b/>
+                <w:sz w:val="28"/>
+              </w:rPr>
+            </w:pPr>
+            <w:r>
+              <w:rPr>
+                <w:rFonts w:ascii="Times New Roman" w:hAnsi="Times New Roman" w:cs="Times New Roman"/>
+                <w:b/>
+                <w:sz w:val="28"/>
+              </w:rPr>
+              <w:lastRenderedPageBreak/>
+              <w:t>Газета пенсионера</w:t>
+            </w:r>
+          </w:p>
+          <w:p>
+            <w:pPr>
+              <w:rPr>
+                <w:rFonts w:ascii="Times New Roman" w:hAnsi="Times New Roman" w:cs="Times New Roman"/>
+              </w:rPr>
+            </w:pPr>
+          </w:p>
+          <w:p>
+            <w:pPr>
+              <w:rPr>
+                <w:rFonts w:ascii="Times New Roman" w:hAnsi="Times New Roman" w:cs="Times New Roman"/>
+              </w:rPr>
+            </w:pPr>
+            <w:r>
+              <w:rPr>
+                <w:rFonts w:ascii="Times New Roman" w:hAnsi="Times New Roman" w:cs="Times New Roman"/>
+              </w:rPr>
+              <w:t>Подписка на Вокзальную – 1760 шт.</w:t>
+            </w:r>
+          </w:p>
+          <w:p>
+            <w:pPr>
+              <w:rPr>
+                <w:rFonts w:ascii="Times New Roman" w:hAnsi="Times New Roman" w:cs="Times New Roman"/>
+              </w:rPr>
+            </w:pPr>
+            <w:r>
+              <w:rPr>
+                <w:rFonts w:ascii="Times New Roman" w:hAnsi="Times New Roman" w:cs="Times New Roman"/>
+              </w:rPr>
+              <w:t>Розница – Дом печати 980</w:t>
+            </w:r>
+            <w:r>
+              <w:rPr>
+                <w:rFonts w:ascii="Times New Roman" w:hAnsi="Times New Roman" w:cs="Times New Roman"/>
+              </w:rPr>
+              <w:t xml:space="preserve"> шт.</w:t>
+            </w:r>
+          </w:p>
+        </w:tc>
+        <w:tc>
+          <w:tcPr>
+            <w:tcW w:w="2693" w:type="dxa"/>
+            <w:tcBorders>
+              <w:top w:val="single" w:sz="4" w:space="0" w:color="FFFFFF" w:themeColor="background1"/>
+              <w:left w:val="single" w:sz="4" w:space="0" w:color="FFFFFF" w:themeColor="background1"/>
+              <w:bottom w:val="single" w:sz="4" w:space="0" w:color="FFFFFF" w:themeColor="background1"/>
+              <w:right w:val="single" w:sz="4" w:space="0" w:color="FFFFFF" w:themeColor="background1"/>
+            </w:tcBorders>
+            <w:vAlign w:val="bottom"/>
+          </w:tcPr>
+          <w:p>
+            <w:pPr>
+              <w:rPr>
+                <w:rFonts w:ascii="Times New Roman" w:hAnsi="Times New Roman" w:cs="Times New Roman"/>
+              </w:rPr>
+            </w:pPr>
+          </w:p>
+          <w:p>
+            <w:pPr>
+              <w:rPr>
+                <w:rFonts w:ascii="Times New Roman" w:hAnsi="Times New Roman" w:cs="Times New Roman"/>
+              </w:rPr>
+            </w:pPr>
+            <w:r>
+              <w:rPr>
+                <w:rFonts w:ascii="Times New Roman" w:hAnsi="Times New Roman" w:cs="Times New Roman"/>
+              </w:rPr>
+              <w:t>8 по 200 + 160</w:t>
+            </w:r>
+          </w:p>
+          <w:p>
+            <w:pPr>
+              <w:rPr>
+                <w:rFonts w:ascii="Times New Roman" w:hAnsi="Times New Roman" w:cs="Times New Roman"/>
+              </w:rPr>
+            </w:pPr>
+            <w:r>
+              <w:rPr>
+                <w:rFonts w:ascii="Times New Roman" w:hAnsi="Times New Roman" w:cs="Times New Roman"/>
+              </w:rPr>
+              <w:t>4 по 200 + 180</w:t>
+            </w:r>
+          </w:p>
+        </w:tc>
+      </w:tr>
+      <w:tr>
+        <w:trPr>
+          <w:trHeight w:val="1273"/>
+        </w:trPr>
+        <w:tc>
+          <w:tcPr>
+            <w:tcW w:w="4815" w:type="dxa"/>
+            <w:tcBorders>
+              <w:top w:val="single" w:sz="4" w:space="0" w:color="FFFFFF" w:themeColor="background1"/>
+              <w:left w:val="single" w:sz="4" w:space="0" w:color="FFFFFF" w:themeColor="background1"/>
+              <w:bottom w:val="single" w:sz="4" w:space="0" w:color="FFFFFF" w:themeColor="background1"/>
+              <w:right w:val="single" w:sz="4" w:space="0" w:color="FFFFFF" w:themeColor="background1"/>
+            </w:tcBorders>
+            <w:vAlign w:val="bottom"/>
+          </w:tcPr>
+          <w:p>
+            <w:pPr>
+              <w:jc w:val="right"/>
+              <w:rPr>
+                <w:rFonts w:ascii="Times New Roman" w:hAnsi="Times New Roman" w:cs="Times New Roman"/>
+                <w:b/>
+                <w:sz w:val="28"/>
+              </w:rPr>
+            </w:pPr>
+            <w:r>
+              <w:rPr>
+                <w:rFonts w:ascii="Times New Roman" w:hAnsi="Times New Roman" w:cs="Times New Roman"/>
+                <w:b/>
+                <w:sz w:val="28"/>
+              </w:rPr>
+              <w:t>Здоровая жизнь</w:t>
+            </w:r>
+          </w:p>
+          <w:p>
+            <w:pPr>
+              <w:rPr>
+                <w:rFonts w:ascii="Times New Roman" w:hAnsi="Times New Roman" w:cs="Times New Roman"/>
+              </w:rPr>
+            </w:pPr>
+          </w:p>
+          <w:p>
+            <w:pPr>
+              <w:rPr>
+                <w:rFonts w:ascii="Times New Roman" w:hAnsi="Times New Roman" w:cs="Times New Roman"/>
+              </w:rPr>
+            </w:pPr>
+            <w:r>
+              <w:rPr>
+                <w:rFonts w:ascii="Times New Roman" w:hAnsi="Times New Roman" w:cs="Times New Roman"/>
+              </w:rPr>
+              <w:t xml:space="preserve">Подписка на Вокзальную – </w:t>
+            </w:r>
+            <w:r>
+              <w:rPr>
+                <w:rFonts w:ascii="Times New Roman" w:hAnsi="Times New Roman" w:cs="Times New Roman"/>
+              </w:rPr>
+              <w:t>550</w:t>
+            </w:r>
+            <w:r>
+              <w:rPr>
+                <w:rFonts w:ascii="Times New Roman" w:hAnsi="Times New Roman" w:cs="Times New Roman"/>
+              </w:rPr>
+              <w:t xml:space="preserve"> шт.</w:t>
+            </w:r>
+          </w:p>
+          <w:p>
+            <w:pPr>
+              <w:rPr>
+                <w:rFonts w:ascii="Times New Roman" w:hAnsi="Times New Roman" w:cs="Times New Roman"/>
+                <w:sz w:val="28"/>
+              </w:rPr>
+            </w:pPr>
+            <w:r>
+              <w:rPr>
+                <w:rFonts w:ascii="Times New Roman" w:hAnsi="Times New Roman" w:cs="Times New Roman"/>
+              </w:rPr>
+              <w:t xml:space="preserve">Розница – Дом печати </w:t>
+            </w:r>
+            <w:r>
+              <w:rPr>
+                <w:rFonts w:ascii="Times New Roman" w:hAnsi="Times New Roman" w:cs="Times New Roman"/>
+              </w:rPr>
+              <w:t>500 шт.</w:t>
+            </w:r>
+          </w:p>
+        </w:tc>
+        <w:tc>
+          <w:tcPr>
+            <w:tcW w:w="2693" w:type="dxa"/>
+            <w:tcBorders>
+              <w:top w:val="single" w:sz="4" w:space="0" w:color="FFFFFF" w:themeColor="background1"/>
+              <w:left w:val="single" w:sz="4" w:space="0" w:color="FFFFFF" w:themeColor="background1"/>
+              <w:bottom w:val="single" w:sz="4" w:space="0" w:color="FFFFFF" w:themeColor="background1"/>
+              <w:right w:val="single" w:sz="4" w:space="0" w:color="FFFFFF" w:themeColor="background1"/>
+            </w:tcBorders>
+          </w:tcPr>
+          <w:p>
+            <w:pPr>
+              <w:rPr>
+                <w:rFonts w:ascii="Times New Roman" w:hAnsi="Times New Roman" w:cs="Times New Roman"/>
+              </w:rPr>
+            </w:pPr>
+          </w:p>
+        </w:tc>
+      </w:tr>
+    </w:tbl>
     <w:p>
+      <w:pPr>
+        <w:rPr>
+          <w:rFonts w:ascii="Times New Roman" w:hAnsi="Times New Roman" w:cs="Times New Roman"/>
+        </w:rPr>
+      </w:pPr>
       <w:bookmarkStart w:id="0" w:name="_GoBack"/>
       <w:bookmarkEnd w:id="0"/>
     </w:p>
@@ -2718,7 +2931,7 @@
 </file>
 
 <file path=customXml/itemProps1.xml><?xml version="1.0" encoding="utf-8"?>
-<ds:datastoreItem xmlns:ds="http://schemas.openxmlformats.org/officeDocument/2006/customXml" ds:itemID="{93C3EED2-EACC-4D0F-9D29-01D2416E627E}">
+<ds:datastoreItem xmlns:ds="http://schemas.openxmlformats.org/officeDocument/2006/customXml" ds:itemID="{8ED628B3-ADFC-4912-B9E0-3155D0F8B81B}">
   <ds:schemaRefs>
     <ds:schemaRef ds:uri="http://schemas.openxmlformats.org/officeDocument/2006/bibliography"/>
   </ds:schemaRefs>
